--- a/downloads/teacher/04 Units/Unit 03 - Human Development and Relationships - Growing Up, Getting Along/Lesson 03.12 - Healthy vs Unhealthy Relationships the Signs.docx
+++ b/downloads/teacher/04 Units/Unit 03 - Human Development and Relationships - Growing Up, Getting Along/Lesson 03.12 - Healthy vs Unhealthy Relationships the Signs.docx
@@ -254,17 +254,29 @@
       <w:r>
         <w:t xml:space="preserve">By the end of this lesson, students will be able to:</w:t>
       </w:r>
-      <w:r>
-        <w:t xml:space="preserve"> </w:t>
-      </w:r>
-      <w:r>
-        <w:t xml:space="preserve">1. (Low) Given the six signs of a healthy relationship (respect, trust, honesty, support, fairness, separate identities) and the five signs of an unhealthy one (control, put-downs, isolation, pressure, fear), list them and give one example of each from a friendship or a team.</w:t>
-      </w:r>
-      <w:r>
-        <w:t xml:space="preserve"> </w:t>
-      </w:r>
-      <w:r>
-        <w:t xml:space="preserve">2. (Mid) Given a set of 24 behavior cards, sort each as healthy, unhealthy, or</w:t>
+    </w:p>
+    <w:p>
+      <w:pPr>
+        <w:numPr>
+          <w:ilvl w:val="0"/>
+          <w:numId w:val="1002"/>
+        </w:numPr>
+        <w:pStyle w:val="Compact"/>
+      </w:pPr>
+      <w:r>
+        <w:t xml:space="preserve">(Low) Given the six signs of a healthy relationship (respect, trust, honesty, support, fairness, separate identities) and the five signs of an unhealthy one (control, put-downs, isolation, pressure, fear), list them and give one example of each from a friendship or a team.</w:t>
+      </w:r>
+    </w:p>
+    <w:p>
+      <w:pPr>
+        <w:numPr>
+          <w:ilvl w:val="0"/>
+          <w:numId w:val="1002"/>
+        </w:numPr>
+        <w:pStyle w:val="Compact"/>
+      </w:pPr>
+      <w:r>
+        <w:t xml:space="preserve">(Mid) Given a set of 24 behavior cards, sort each as healthy, unhealthy, or</w:t>
       </w:r>
       <w:r>
         <w:t xml:space="preserve"> </w:t>
@@ -284,11 +296,17 @@
       <w:r>
         <w:t xml:space="preserve">and name the sign each unhealthy card shows.</w:t>
       </w:r>
-      <w:r>
-        <w:t xml:space="preserve"> </w:t>
-      </w:r>
-      <w:r>
-        <w:t xml:space="preserve">3. (High) Given an unhealthy behavior card, decide what a student should do (say something, step back, or tell a trusted adult) and defend the choice with the sign and the risk, naming the counselor as one adult to tell.</w:t>
+    </w:p>
+    <w:p>
+      <w:pPr>
+        <w:numPr>
+          <w:ilvl w:val="0"/>
+          <w:numId w:val="1002"/>
+        </w:numPr>
+        <w:pStyle w:val="Compact"/>
+      </w:pPr>
+      <w:r>
+        <w:t xml:space="preserve">(High) Given an unhealthy behavior card, decide what a student should do (say something, step back, or tell a trusted adult) and defend the choice with the sign and the risk, naming the counselor as one adult to tell.</w:t>
       </w:r>
     </w:p>
     <w:p>
@@ -338,7 +356,7 @@
       <w:pPr>
         <w:numPr>
           <w:ilvl w:val="0"/>
-          <w:numId w:val="1002"/>
+          <w:numId w:val="1003"/>
         </w:numPr>
         <w:pStyle w:val="Compact"/>
       </w:pPr>
@@ -365,7 +383,7 @@
       <w:pPr>
         <w:numPr>
           <w:ilvl w:val="0"/>
-          <w:numId w:val="1002"/>
+          <w:numId w:val="1003"/>
         </w:numPr>
         <w:pStyle w:val="Compact"/>
       </w:pPr>
@@ -386,7 +404,7 @@
       <w:pPr>
         <w:numPr>
           <w:ilvl w:val="0"/>
-          <w:numId w:val="1002"/>
+          <w:numId w:val="1003"/>
         </w:numPr>
         <w:pStyle w:val="Compact"/>
       </w:pPr>
@@ -398,7 +416,7 @@
       <w:pPr>
         <w:numPr>
           <w:ilvl w:val="0"/>
-          <w:numId w:val="1002"/>
+          <w:numId w:val="1003"/>
         </w:numPr>
         <w:pStyle w:val="Compact"/>
       </w:pPr>
@@ -437,7 +455,7 @@
       <w:pPr>
         <w:numPr>
           <w:ilvl w:val="0"/>
-          <w:numId w:val="1002"/>
+          <w:numId w:val="1003"/>
         </w:numPr>
         <w:pStyle w:val="Compact"/>
       </w:pPr>
@@ -998,11 +1016,17 @@
       <w:r>
         <w:t xml:space="preserve">Monitor understanding:</w:t>
       </w:r>
-      <w:r>
-        <w:t xml:space="preserve"> </w:t>
-      </w:r>
-      <w:r>
-        <w:t xml:space="preserve">- Which of the six healthy signs is</w:t>
+    </w:p>
+    <w:p>
+      <w:pPr>
+        <w:numPr>
+          <w:ilvl w:val="0"/>
+          <w:numId w:val="1004"/>
+        </w:numPr>
+        <w:pStyle w:val="Compact"/>
+      </w:pPr>
+      <w:r>
+        <w:t xml:space="preserve">Which of the six healthy signs is</w:t>
       </w:r>
       <w:r>
         <w:t xml:space="preserve"> </w:t>
@@ -1019,11 +1043,17 @@
       <w:r>
         <w:t xml:space="preserve">?</w:t>
       </w:r>
-      <w:r>
-        <w:t xml:space="preserve"> </w:t>
-      </w:r>
-      <w:r>
-        <w:t xml:space="preserve">- A friend checks your phone</w:t>
+    </w:p>
+    <w:p>
+      <w:pPr>
+        <w:numPr>
+          <w:ilvl w:val="0"/>
+          <w:numId w:val="1004"/>
+        </w:numPr>
+        <w:pStyle w:val="Compact"/>
+      </w:pPr>
+      <w:r>
+        <w:t xml:space="preserve">A friend checks your phone</w:t>
       </w:r>
       <w:r>
         <w:t xml:space="preserve"> </w:t>
@@ -1043,37 +1073,61 @@
       <w:r>
         <w:t xml:space="preserve">Which unhealthy sign is that, and does it matter that it was a joke?</w:t>
       </w:r>
-      <w:r>
-        <w:t xml:space="preserve"> </w:t>
-      </w:r>
-      <w:r>
-        <w:t xml:space="preserve">- Name the one sign that is a tell-an-adult sign the first time it happens.</w:t>
-      </w:r>
-    </w:p>
-    <w:p>
-      <w:pPr>
-        <w:pStyle w:val="BodyText"/>
+    </w:p>
+    <w:p>
+      <w:pPr>
+        <w:numPr>
+          <w:ilvl w:val="0"/>
+          <w:numId w:val="1004"/>
+        </w:numPr>
+        <w:pStyle w:val="Compact"/>
+      </w:pPr>
+      <w:r>
+        <w:t xml:space="preserve">Name the one sign that is a tell-an-adult sign the first time it happens.</w:t>
+      </w:r>
+    </w:p>
+    <w:p>
+      <w:pPr>
+        <w:pStyle w:val="FirstParagraph"/>
       </w:pPr>
       <w:r>
         <w:t xml:space="preserve">Deepen learning:</w:t>
       </w:r>
-      <w:r>
-        <w:t xml:space="preserve"> </w:t>
-      </w:r>
-      <w:r>
-        <w:t xml:space="preserve">- Why is it hard to see these signs in your own friendship but easy to see them in someone else’s?</w:t>
-      </w:r>
-      <w:r>
-        <w:t xml:space="preserve"> </w:t>
-      </w:r>
-      <w:r>
-        <w:t xml:space="preserve">- A relationship has five of the six healthy signs but one unhealthy one. Is it healthy? What does the answer depend on?</w:t>
-      </w:r>
-      <w:r>
-        <w:t xml:space="preserve"> </w:t>
-      </w:r>
-      <w:r>
-        <w:t xml:space="preserve">- Is telling the counselor about a friend a betrayal of the friend? What is the other way to look at it?</w:t>
+    </w:p>
+    <w:p>
+      <w:pPr>
+        <w:numPr>
+          <w:ilvl w:val="0"/>
+          <w:numId w:val="1005"/>
+        </w:numPr>
+        <w:pStyle w:val="Compact"/>
+      </w:pPr>
+      <w:r>
+        <w:t xml:space="preserve">Why is it hard to see these signs in your own friendship but easy to see them in someone else’s?</w:t>
+      </w:r>
+    </w:p>
+    <w:p>
+      <w:pPr>
+        <w:numPr>
+          <w:ilvl w:val="0"/>
+          <w:numId w:val="1005"/>
+        </w:numPr>
+        <w:pStyle w:val="Compact"/>
+      </w:pPr>
+      <w:r>
+        <w:t xml:space="preserve">A relationship has five of the six healthy signs but one unhealthy one. Is it healthy? What does the answer depend on?</w:t>
+      </w:r>
+    </w:p>
+    <w:p>
+      <w:pPr>
+        <w:numPr>
+          <w:ilvl w:val="0"/>
+          <w:numId w:val="1005"/>
+        </w:numPr>
+        <w:pStyle w:val="Compact"/>
+      </w:pPr>
+      <w:r>
+        <w:t xml:space="preserve">Is telling the counselor about a friend a betrayal of the friend? What is the other way to look at it?</w:t>
       </w:r>
     </w:p>
     <w:p>
@@ -1258,7 +1312,7 @@
       <w:pPr>
         <w:numPr>
           <w:ilvl w:val="0"/>
-          <w:numId w:val="1003"/>
+          <w:numId w:val="1006"/>
         </w:numPr>
         <w:pStyle w:val="Compact"/>
       </w:pPr>
@@ -1288,7 +1342,7 @@
       <w:pPr>
         <w:numPr>
           <w:ilvl w:val="0"/>
-          <w:numId w:val="1003"/>
+          <w:numId w:val="1006"/>
         </w:numPr>
         <w:pStyle w:val="Compact"/>
       </w:pPr>
@@ -1300,7 +1354,7 @@
       <w:pPr>
         <w:numPr>
           <w:ilvl w:val="0"/>
-          <w:numId w:val="1003"/>
+          <w:numId w:val="1006"/>
         </w:numPr>
         <w:pStyle w:val="Compact"/>
       </w:pPr>
@@ -1330,7 +1384,7 @@
       <w:pPr>
         <w:numPr>
           <w:ilvl w:val="0"/>
-          <w:numId w:val="1003"/>
+          <w:numId w:val="1006"/>
         </w:numPr>
         <w:pStyle w:val="Compact"/>
       </w:pPr>
@@ -1360,7 +1414,7 @@
       <w:pPr>
         <w:numPr>
           <w:ilvl w:val="0"/>
-          <w:numId w:val="1003"/>
+          <w:numId w:val="1006"/>
         </w:numPr>
         <w:pStyle w:val="Compact"/>
       </w:pPr>
@@ -1372,7 +1426,7 @@
       <w:pPr>
         <w:numPr>
           <w:ilvl w:val="0"/>
-          <w:numId w:val="1003"/>
+          <w:numId w:val="1006"/>
         </w:numPr>
         <w:pStyle w:val="Compact"/>
       </w:pPr>
@@ -1729,7 +1783,7 @@
       <w:pPr>
         <w:numPr>
           <w:ilvl w:val="0"/>
-          <w:numId w:val="1004"/>
+          <w:numId w:val="1007"/>
         </w:numPr>
         <w:pStyle w:val="Compact"/>
       </w:pPr>
@@ -1771,7 +1825,7 @@
       <w:pPr>
         <w:numPr>
           <w:ilvl w:val="0"/>
-          <w:numId w:val="1004"/>
+          <w:numId w:val="1007"/>
         </w:numPr>
         <w:pStyle w:val="Compact"/>
       </w:pPr>
@@ -1783,7 +1837,7 @@
       <w:pPr>
         <w:numPr>
           <w:ilvl w:val="0"/>
-          <w:numId w:val="1004"/>
+          <w:numId w:val="1007"/>
         </w:numPr>
         <w:pStyle w:val="Compact"/>
       </w:pPr>
@@ -1807,7 +1861,7 @@
       <w:pPr>
         <w:numPr>
           <w:ilvl w:val="0"/>
-          <w:numId w:val="1004"/>
+          <w:numId w:val="1007"/>
         </w:numPr>
         <w:pStyle w:val="Compact"/>
       </w:pPr>
@@ -1829,7 +1883,7 @@
       <w:pPr>
         <w:numPr>
           <w:ilvl w:val="0"/>
-          <w:numId w:val="1005"/>
+          <w:numId w:val="1008"/>
         </w:numPr>
         <w:pStyle w:val="Compact"/>
       </w:pPr>
@@ -1841,7 +1895,7 @@
       <w:pPr>
         <w:numPr>
           <w:ilvl w:val="0"/>
-          <w:numId w:val="1005"/>
+          <w:numId w:val="1008"/>
         </w:numPr>
         <w:pStyle w:val="Compact"/>
       </w:pPr>
@@ -1853,7 +1907,7 @@
       <w:pPr>
         <w:numPr>
           <w:ilvl w:val="0"/>
-          <w:numId w:val="1005"/>
+          <w:numId w:val="1008"/>
         </w:numPr>
         <w:pStyle w:val="Compact"/>
       </w:pPr>
@@ -1883,7 +1937,7 @@
       <w:pPr>
         <w:numPr>
           <w:ilvl w:val="0"/>
-          <w:numId w:val="1005"/>
+          <w:numId w:val="1008"/>
         </w:numPr>
         <w:pStyle w:val="Compact"/>
       </w:pPr>
@@ -1907,7 +1961,7 @@
       <w:pPr>
         <w:numPr>
           <w:ilvl w:val="0"/>
-          <w:numId w:val="1005"/>
+          <w:numId w:val="1008"/>
         </w:numPr>
         <w:pStyle w:val="Compact"/>
       </w:pPr>
@@ -1931,7 +1985,7 @@
       <w:pPr>
         <w:numPr>
           <w:ilvl w:val="0"/>
-          <w:numId w:val="1005"/>
+          <w:numId w:val="1008"/>
         </w:numPr>
         <w:pStyle w:val="Compact"/>
       </w:pPr>
@@ -2227,6 +2281,118 @@
       </w:pPr>
     </w:lvl>
   </w:abstractNum>
+  <w:abstractNum w:abstractNumId="99411">
+    <w:nsid w:val="71315dca"/>
+    <w:multiLevelType w:val="multilevel"/>
+    <w:lvl w:ilvl="0">
+      <w:start w:val="1"/>
+      <w:numFmt w:val="decimal"/>
+      <w:lvlText w:val="%1."/>
+      <w:lvlJc w:val="left"/>
+      <w:pPr>
+        <w:tabs>
+          <w:tab w:val="num" w:pos="0"/>
+        </w:tabs>
+        <w:ind w:left="480" w:hanging="480"/>
+      </w:pPr>
+    </w:lvl>
+    <w:lvl w:ilvl="1">
+      <w:start w:val="1"/>
+      <w:numFmt w:val="decimal"/>
+      <w:lvlText w:val="%2."/>
+      <w:lvlJc w:val="left"/>
+      <w:pPr>
+        <w:tabs>
+          <w:tab w:val="num" w:pos="720"/>
+        </w:tabs>
+        <w:ind w:left="1200" w:hanging="480"/>
+      </w:pPr>
+    </w:lvl>
+    <w:lvl w:ilvl="2">
+      <w:start w:val="1"/>
+      <w:numFmt w:val="decimal"/>
+      <w:lvlText w:val="%3."/>
+      <w:lvlJc w:val="left"/>
+      <w:pPr>
+        <w:tabs>
+          <w:tab w:val="num" w:pos="1440"/>
+        </w:tabs>
+        <w:ind w:left="1920" w:hanging="480"/>
+      </w:pPr>
+    </w:lvl>
+    <w:lvl w:ilvl="3">
+      <w:start w:val="1"/>
+      <w:numFmt w:val="decimal"/>
+      <w:lvlText w:val="%4."/>
+      <w:lvlJc w:val="left"/>
+      <w:pPr>
+        <w:tabs>
+          <w:tab w:val="num" w:pos="2160"/>
+        </w:tabs>
+        <w:ind w:left="2640" w:hanging="480"/>
+      </w:pPr>
+    </w:lvl>
+    <w:lvl w:ilvl="4">
+      <w:start w:val="1"/>
+      <w:numFmt w:val="decimal"/>
+      <w:lvlText w:val="%5."/>
+      <w:lvlJc w:val="left"/>
+      <w:pPr>
+        <w:tabs>
+          <w:tab w:val="num" w:pos="2880"/>
+        </w:tabs>
+        <w:ind w:left="3360" w:hanging="480"/>
+      </w:pPr>
+    </w:lvl>
+    <w:lvl w:ilvl="5">
+      <w:start w:val="1"/>
+      <w:numFmt w:val="decimal"/>
+      <w:lvlText w:val="%6."/>
+      <w:lvlJc w:val="left"/>
+      <w:pPr>
+        <w:tabs>
+          <w:tab w:val="num" w:pos="3600"/>
+        </w:tabs>
+        <w:ind w:left="4080" w:hanging="480"/>
+      </w:pPr>
+    </w:lvl>
+    <w:lvl w:ilvl="6">
+      <w:start w:val="1"/>
+      <w:numFmt w:val="decimal"/>
+      <w:lvlText w:val="%7."/>
+      <w:lvlJc w:val="left"/>
+      <w:pPr>
+        <w:tabs>
+          <w:tab w:val="num" w:pos="4320"/>
+        </w:tabs>
+        <w:ind w:left="4800" w:hanging="480"/>
+      </w:pPr>
+    </w:lvl>
+    <w:lvl w:ilvl="7">
+      <w:start w:val="1"/>
+      <w:numFmt w:val="decimal"/>
+      <w:lvlText w:val="%8."/>
+      <w:lvlJc w:val="left"/>
+      <w:pPr>
+        <w:tabs>
+          <w:tab w:val="num" w:pos="5040"/>
+        </w:tabs>
+        <w:ind w:left="5520" w:hanging="480"/>
+      </w:pPr>
+    </w:lvl>
+    <w:lvl w:ilvl="8">
+      <w:start w:val="1"/>
+      <w:numFmt w:val="decimal"/>
+      <w:lvlText w:val="%9."/>
+      <w:lvlJc w:val="left"/>
+      <w:pPr>
+        <w:tabs>
+          <w:tab w:val="num" w:pos="5760"/>
+        </w:tabs>
+        <w:ind w:left="6240" w:hanging="480"/>
+      </w:pPr>
+    </w:lvl>
+  </w:abstractNum>
   <w:num w:numId="1000">
     <w:abstractNumId w:val="990"/>
   </w:num>
@@ -2234,7 +2400,34 @@
     <w:abstractNumId w:val="991"/>
   </w:num>
   <w:num w:numId="1002">
-    <w:abstractNumId w:val="991"/>
+    <w:abstractNumId w:val="99411"/>
+    <w:lvlOverride w:ilvl="0">
+      <w:startOverride w:val="1"/>
+    </w:lvlOverride>
+    <w:lvlOverride w:ilvl="1">
+      <w:startOverride w:val="1"/>
+    </w:lvlOverride>
+    <w:lvlOverride w:ilvl="2">
+      <w:startOverride w:val="1"/>
+    </w:lvlOverride>
+    <w:lvlOverride w:ilvl="3">
+      <w:startOverride w:val="1"/>
+    </w:lvlOverride>
+    <w:lvlOverride w:ilvl="4">
+      <w:startOverride w:val="1"/>
+    </w:lvlOverride>
+    <w:lvlOverride w:ilvl="5">
+      <w:startOverride w:val="1"/>
+    </w:lvlOverride>
+    <w:lvlOverride w:ilvl="6">
+      <w:startOverride w:val="1"/>
+    </w:lvlOverride>
+    <w:lvlOverride w:ilvl="7">
+      <w:startOverride w:val="1"/>
+    </w:lvlOverride>
+    <w:lvlOverride w:ilvl="8">
+      <w:startOverride w:val="1"/>
+    </w:lvlOverride>
   </w:num>
   <w:num w:numId="1003">
     <w:abstractNumId w:val="991"/>
@@ -2243,6 +2436,15 @@
     <w:abstractNumId w:val="991"/>
   </w:num>
   <w:num w:numId="1005">
+    <w:abstractNumId w:val="991"/>
+  </w:num>
+  <w:num w:numId="1006">
+    <w:abstractNumId w:val="991"/>
+  </w:num>
+  <w:num w:numId="1007">
+    <w:abstractNumId w:val="991"/>
+  </w:num>
+  <w:num w:numId="1008">
     <w:abstractNumId w:val="991"/>
   </w:num>
 </w:numbering>

--- a/downloads/teacher/04 Units/Unit 03 - Human Development and Relationships - Growing Up, Getting Along/Lesson 03.12 - Healthy vs Unhealthy Relationships the Signs.docx
+++ b/downloads/teacher/04 Units/Unit 03 - Human Development and Relationships - Growing Up, Getting Along/Lesson 03.12 - Healthy vs Unhealthy Relationships the Signs.docx
@@ -440,15 +440,6 @@
       </w:r>
       <w:r>
         <w:t xml:space="preserve">list (the counselor, the dean, the nurse, the social worker if the building has one) on one slide</w:t>
-      </w:r>
-      <w:r>
-        <w:t xml:space="preserve"> </w:t>
-      </w:r>
-      <w:r>
-        <w:rPr>
-          <w:rStyle w:val="TeacherNote"/>
-        </w:rPr>
-        <w:t xml:space="preserve">[Sal: fill in names and room numbers]</w:t>
       </w:r>
     </w:p>
     <w:p>
@@ -956,22 +947,7 @@
               <w:jc w:val="left"/>
             </w:pPr>
             <w:r>
-              <w:t xml:space="preserve">Show the three moves: say something (an I-message, from Lesson 3.10, works for a put-down from a friend who did not mean it), step back (spend less time, keep your other friends, do not share passwords), tell a trusted adult (for control, isolation, pressure that will not stop, and always for fear). Show the who-to-tell slide with names and rooms. Introduce the counselor,</w:t>
-            </w:r>
-            <w:r>
-              <w:t xml:space="preserve"> </w:t>
-            </w:r>
-            <w:r>
-              <w:rPr>
-                <w:rStyle w:val="TeacherNote"/>
-              </w:rPr>
-              <w:t xml:space="preserve">[Sal: name],</w:t>
-            </w:r>
-            <w:r>
-              <w:t xml:space="preserve"> </w:t>
-            </w:r>
-            <w:r>
-              <w:t xml:space="preserve">who speaks for the last part of this step: where the office is, what happens when a student comes in, and the two questions. If the counselor cannot come, show their photo and room number and read the three sentences they gave you.</w:t>
+              <w:t xml:space="preserve">Show the three moves: say something (an I-message, from Lesson 3.10, works for a put-down from a friend who did not mean it), step back (spend less time, keep your other friends, do not share passwords), tell a trusted adult (for control, isolation, pressure that will not stop, and always for fear). Show the who-to-tell slide with names and rooms. Introduce the counselor, who speaks for the last part of this step: where the office is, what happens when a student comes in, and the two questions. If the counselor cannot come, show their photo and room number and read the three sentences they gave you.</w:t>
             </w:r>
           </w:p>
         </w:tc>
@@ -1317,7 +1293,7 @@
         <w:pStyle w:val="Compact"/>
       </w:pPr>
       <w:r>
-        <w:t xml:space="preserve">ELL: every sign has an icon on the slides and the sort mat (a handshake for respect, a lock for control, a circle of people with one pushed out for isolation, and so on); the 24 cards use short sentences with the sign word bolded in the key; the eleven sign words are listed in Turkish, Portuguese, and Spanish on the answer sheet (marked [check with a native speaker]); sentence starter for the</w:t>
+        <w:t xml:space="preserve">ELL: every sign has an icon on the slides and the sort mat (a handshake for respect, a lock for control, a circle of people with one pushed out for isolation, and so on); the 24 cards use short sentences with the sign word bolded in the key; the eleven sign words are listed in Turkish, Portuguese, and Spanish on the answer sheet (to be verified by a native speaker); sentence starter for the</w:t>
       </w:r>
       <w:r>
         <w:t xml:space="preserve"> </w:t>
@@ -1751,22 +1727,7 @@
         <w:pStyle w:val="FirstParagraph"/>
       </w:pPr>
       <w:r>
-        <w:t xml:space="preserve">Inside the building: the counselor visits (Step 4). This is also where FACS and health class meet: health covers the body and reproductive health; FACS covers the signs, the words, and the who-to-tell.</w:t>
-      </w:r>
-      <w:r>
-        <w:t xml:space="preserve"> </w:t>
-      </w:r>
-      <w:r>
-        <w:rPr>
-          <w:rStyle w:val="TeacherNote"/>
-        </w:rPr>
-        <w:t xml:space="preserve">[Sal: sit with the health teacher and the counselor before this lesson so the three of you use the same five unhealthy signs and the same who-to-tell list.]</w:t>
-      </w:r>
-      <w:r>
-        <w:t xml:space="preserve"> </w:t>
-      </w:r>
-      <w:r>
-        <w:t xml:space="preserve">Community: many counties have a family services or youth bureau hotline; put the number on the who-to-tell slide if the counselor approves it.</w:t>
+        <w:t xml:space="preserve">Inside the building: the counselor visits (Step 4). This is also where FACS and health class meet: health covers the body and reproductive health; FACS covers the signs, the words, and the who-to-tell. Community: many counties have a family services or youth bureau hotline; put the number on the who-to-tell slide if the counselor approves it.</w:t>
       </w:r>
     </w:p>
     <w:p>
@@ -1979,21 +1940,6 @@
       </w:r>
       <w:r>
         <w:t xml:space="preserve">”</w:t>
-      </w:r>
-    </w:p>
-    <w:p>
-      <w:pPr>
-        <w:numPr>
-          <w:ilvl w:val="0"/>
-          <w:numId w:val="1008"/>
-        </w:numPr>
-        <w:pStyle w:val="Compact"/>
-      </w:pPr>
-      <w:r>
-        <w:rPr>
-          <w:rStyle w:val="TeacherNote"/>
-        </w:rPr>
-        <w:t xml:space="preserve">[Sal: your who-to-tell slide needs names, room numbers, and the after-hours number the counselor wants used. Fill it in the first week of the year and update it each September.]</w:t>
       </w:r>
     </w:p>
     <w:sectPr>
